--- a/public/templates/contratos/leasing/anexos/Anexo IV – Termo de Autorização e Procuração.docx
+++ b/public/templates/contratos/leasing/anexos/Anexo IV – Termo de Autorização e Procuração.docx
@@ -53,39 +53,25 @@
     </w:p>
     <w:p>
       <w:pPr>
-        <w:rPr>
-          <w:rFonts w:ascii="Times New Roman" w:eastAsia="Times New Roman" w:hAnsi="Times New Roman" w:cs="Times New Roman"/>
-          <w:kern w:val="36"/>
-          <w:lang w:val="en-BR"/>
-          <w14:ligatures w14:val="none"/>
-        </w:rPr>
-      </w:pPr>
-      <w:r>
-        <w:rPr>
-          <w:rFonts w:ascii="Times New Roman" w:eastAsia="Times New Roman" w:hAnsi="Times New Roman" w:cs="Times New Roman"/>
-          <w:kern w:val="36"/>
-          <w:lang w:val="en-BR"/>
-          <w14:ligatures w14:val="none"/>
+        <w:pStyle w:val="p1"/>
+        <w:rPr>
+          <w:lang w:val="pt-BR"/>
+        </w:rPr>
+      </w:pPr>
+      <w:r>
+        <w:rPr>
+          <w:b/>
+          <w:bCs/>
+          <w:lang w:val="pt-BR"/>
         </w:rPr>
         <w:t xml:space="preserve">Razão Social: </w:t>
       </w:r>
       <w:r>
         <w:rPr>
-          <w:rFonts w:ascii="Times New Roman" w:hAnsi="Times New Roman" w:cs="Times New Roman"/>
-          <w:b/>
-          <w:bCs/>
-          <w:lang w:val="pt-BR"/>
-        </w:rPr>
-        <w:t>LEANDRO LIMA RIBEIRO FRANCA</w:t>
-      </w:r>
-      <w:r>
-        <w:rPr>
-          <w:rFonts w:ascii="Times New Roman" w:eastAsia="Times New Roman" w:hAnsi="Times New Roman" w:cs="Times New Roman"/>
-          <w:kern w:val="36"/>
-          <w:lang w:val="en-BR"/>
-          <w14:ligatures w14:val="none"/>
-        </w:rPr>
-        <w:t xml:space="preserve"> </w:t>
+          <w:color w:val="000000"/>
+          <w:lang w:val="en-BR"/>
+        </w:rPr>
+        <w:t>60.434.015 LEANDRO LIMA RIBEIRO FRANCA</w:t>
       </w:r>
     </w:p>
     <w:p>
@@ -166,7 +152,27 @@
           <w:lang w:val="en-BR"/>
           <w14:ligatures w14:val="none"/>
         </w:rPr>
-        <w:t>Doravante denominada CONTRATADA / OUTORGADA.</w:t>
+        <w:t xml:space="preserve">Doravante denominada </w:t>
+      </w:r>
+      <w:r>
+        <w:rPr>
+          <w:rFonts w:ascii="Times New Roman" w:eastAsia="Times New Roman" w:hAnsi="Times New Roman" w:cs="Times New Roman"/>
+          <w:b/>
+          <w:bCs/>
+          <w:kern w:val="36"/>
+          <w:lang w:val="en-BR"/>
+          <w14:ligatures w14:val="none"/>
+        </w:rPr>
+        <w:t>SOLARINVEST</w:t>
+      </w:r>
+      <w:r>
+        <w:rPr>
+          <w:rFonts w:ascii="Times New Roman" w:eastAsia="Times New Roman" w:hAnsi="Times New Roman" w:cs="Times New Roman"/>
+          <w:kern w:val="36"/>
+          <w:lang w:val="en-BR"/>
+          <w14:ligatures w14:val="none"/>
+        </w:rPr>
+        <w:t>.</w:t>
       </w:r>
     </w:p>
     <w:p>
@@ -927,29 +933,16 @@
           <w14:ligatures w14:val="none"/>
         </w:rPr>
       </w:pPr>
-    </w:p>
-    <w:p>
-      <w:pPr>
-        <w:spacing w:before="100" w:beforeAutospacing="1" w:after="100" w:afterAutospacing="1" w:line="240" w:lineRule="auto"/>
-        <w:outlineLvl w:val="2"/>
-        <w:rPr>
-          <w:rFonts w:ascii="Times New Roman" w:eastAsia="Times New Roman" w:hAnsi="Times New Roman" w:cs="Times New Roman"/>
-          <w:b/>
-          <w:bCs/>
-          <w:kern w:val="0"/>
-          <w:lang w:val="en-BR"/>
-          <w14:ligatures w14:val="none"/>
-        </w:rPr>
-      </w:pPr>
-      <w:r>
-        <w:rPr>
-          <w:rFonts w:ascii="Times New Roman" w:eastAsia="Times New Roman" w:hAnsi="Times New Roman" w:cs="Times New Roman"/>
-          <w:b/>
-          <w:bCs/>
-          <w:kern w:val="0"/>
-          <w:lang w:val="en-BR"/>
-          <w14:ligatures w14:val="none"/>
-        </w:rPr>
+      <w:r>
+        <w:rPr>
+          <w:rFonts w:ascii="Times New Roman" w:eastAsia="Times New Roman" w:hAnsi="Times New Roman" w:cs="Times New Roman"/>
+          <w:b/>
+          <w:bCs/>
+          <w:kern w:val="0"/>
+          <w:lang w:val="en-BR"/>
+          <w14:ligatures w14:val="none"/>
+        </w:rPr>
+        <w:lastRenderedPageBreak/>
         <w:t>6A. VIGÊNCIA</w:t>
       </w:r>
     </w:p>
@@ -972,20 +965,6 @@
         </w:rPr>
         <w:t>Este instrumento vigorará durante toda a vigência contratual e enquanto houver pendências técnicas, regulatórias ou cadastrais relacionadas ao projeto.</w:t>
       </w:r>
-    </w:p>
-    <w:p>
-      <w:pPr>
-        <w:spacing w:before="100" w:beforeAutospacing="1" w:after="100" w:afterAutospacing="1" w:line="240" w:lineRule="auto"/>
-        <w:outlineLvl w:val="1"/>
-        <w:rPr>
-          <w:rFonts w:ascii="Times New Roman" w:eastAsia="Times New Roman" w:hAnsi="Times New Roman" w:cs="Times New Roman"/>
-          <w:b/>
-          <w:bCs/>
-          <w:kern w:val="0"/>
-          <w:lang w:val="en-BR"/>
-          <w14:ligatures w14:val="none"/>
-        </w:rPr>
-      </w:pPr>
     </w:p>
     <w:p>
       <w:pPr>
@@ -1399,6 +1378,7 @@
           <w:lang w:val="en-BR"/>
           <w14:ligatures w14:val="none"/>
         </w:rPr>
+        <w:lastRenderedPageBreak/>
         <w:t>6B. CIÊNCIA REGULATÓRIA</w:t>
       </w:r>
     </w:p>
@@ -1797,29 +1777,16 @@
           <w14:ligatures w14:val="none"/>
         </w:rPr>
       </w:pPr>
-    </w:p>
-    <w:p>
-      <w:pPr>
-        <w:spacing w:before="100" w:beforeAutospacing="1" w:after="100" w:afterAutospacing="1" w:line="240" w:lineRule="auto"/>
-        <w:outlineLvl w:val="1"/>
-        <w:rPr>
-          <w:rFonts w:ascii="Times New Roman" w:eastAsia="Times New Roman" w:hAnsi="Times New Roman" w:cs="Times New Roman"/>
-          <w:b/>
-          <w:bCs/>
-          <w:kern w:val="0"/>
-          <w:lang w:val="en-BR"/>
-          <w14:ligatures w14:val="none"/>
-        </w:rPr>
-      </w:pPr>
-      <w:r>
-        <w:rPr>
-          <w:rFonts w:ascii="Times New Roman" w:eastAsia="Times New Roman" w:hAnsi="Times New Roman" w:cs="Times New Roman"/>
-          <w:b/>
-          <w:bCs/>
-          <w:kern w:val="0"/>
-          <w:lang w:val="en-BR"/>
-          <w14:ligatures w14:val="none"/>
-        </w:rPr>
+      <w:r>
+        <w:rPr>
+          <w:rFonts w:ascii="Times New Roman" w:eastAsia="Times New Roman" w:hAnsi="Times New Roman" w:cs="Times New Roman"/>
+          <w:b/>
+          <w:bCs/>
+          <w:kern w:val="0"/>
+          <w:lang w:val="en-BR"/>
+          <w14:ligatures w14:val="none"/>
+        </w:rPr>
+        <w:lastRenderedPageBreak/>
         <w:t>9. ASSINATURAS</w:t>
       </w:r>
     </w:p>
@@ -1915,6 +1882,15 @@
         </w:rPr>
         <w:t>Assinatura do CONTRATANTE / OUTORGANTE:</w:t>
       </w:r>
+      <w:r>
+        <w:rPr>
+          <w:rFonts w:ascii="Times New Roman" w:eastAsia="Times New Roman" w:hAnsi="Times New Roman" w:cs="Times New Roman"/>
+          <w:kern w:val="0"/>
+          <w:lang w:val="en-BR"/>
+          <w14:ligatures w14:val="none"/>
+        </w:rPr>
+        <w:t>_________________________________________</w:t>
+      </w:r>
     </w:p>
     <w:p>
       <w:pPr>
@@ -1957,47 +1933,83 @@
         </w:rPr>
         <w:t>Assinatura do(s) PROPRIETÁRIO(S) / HERDEIRO(S) (quando aplicável):</w:t>
       </w:r>
-    </w:p>
-    <w:p>
-      <w:pPr>
-        <w:spacing w:before="100" w:beforeAutospacing="1" w:after="100" w:afterAutospacing="1" w:line="240" w:lineRule="auto"/>
-        <w:rPr>
-          <w:rFonts w:ascii="Times New Roman" w:eastAsia="Times New Roman" w:hAnsi="Times New Roman" w:cs="Times New Roman"/>
-          <w:kern w:val="0"/>
-          <w:lang w:val="en-BR"/>
-          <w14:ligatures w14:val="none"/>
-        </w:rPr>
-      </w:pPr>
-    </w:p>
-    <w:p>
-      <w:pPr>
-        <w:spacing w:before="100" w:beforeAutospacing="1" w:after="100" w:afterAutospacing="1" w:line="240" w:lineRule="auto"/>
-        <w:rPr>
-          <w:rFonts w:ascii="Times New Roman" w:eastAsia="Times New Roman" w:hAnsi="Times New Roman" w:cs="Times New Roman"/>
-          <w:kern w:val="0"/>
-          <w:lang w:val="en-BR"/>
-          <w14:ligatures w14:val="none"/>
-        </w:rPr>
-      </w:pPr>
-    </w:p>
-    <w:p>
-      <w:pPr>
-        <w:spacing w:before="100" w:beforeAutospacing="1" w:after="100" w:afterAutospacing="1" w:line="240" w:lineRule="auto"/>
-        <w:rPr>
-          <w:rFonts w:ascii="Times New Roman" w:eastAsia="Times New Roman" w:hAnsi="Times New Roman" w:cs="Times New Roman"/>
-          <w:kern w:val="0"/>
-          <w:lang w:val="en-BR"/>
-          <w14:ligatures w14:val="none"/>
-        </w:rPr>
-      </w:pPr>
-      <w:r>
-        <w:rPr>
-          <w:rFonts w:ascii="Times New Roman" w:eastAsia="Times New Roman" w:hAnsi="Times New Roman" w:cs="Times New Roman"/>
-          <w:kern w:val="0"/>
-          <w:lang w:val="en-BR"/>
-          <w14:ligatures w14:val="none"/>
-        </w:rPr>
-        <w:t>Assinatura da CONTRATADA / OUTORGADA:</w:t>
+      <w:r>
+        <w:rPr>
+          <w:rFonts w:ascii="Times New Roman" w:eastAsia="Times New Roman" w:hAnsi="Times New Roman" w:cs="Times New Roman"/>
+          <w:kern w:val="0"/>
+          <w:lang w:val="en-BR"/>
+          <w14:ligatures w14:val="none"/>
+        </w:rPr>
+        <w:t>_______________________</w:t>
+      </w:r>
+    </w:p>
+    <w:p>
+      <w:pPr>
+        <w:spacing w:before="100" w:beforeAutospacing="1" w:after="100" w:afterAutospacing="1" w:line="240" w:lineRule="auto"/>
+        <w:rPr>
+          <w:rFonts w:ascii="Times New Roman" w:eastAsia="Times New Roman" w:hAnsi="Times New Roman" w:cs="Times New Roman"/>
+          <w:kern w:val="0"/>
+          <w:lang w:val="en-BR"/>
+          <w14:ligatures w14:val="none"/>
+        </w:rPr>
+      </w:pPr>
+    </w:p>
+    <w:p>
+      <w:pPr>
+        <w:spacing w:before="100" w:beforeAutospacing="1" w:after="100" w:afterAutospacing="1" w:line="240" w:lineRule="auto"/>
+        <w:rPr>
+          <w:rFonts w:ascii="Times New Roman" w:eastAsia="Times New Roman" w:hAnsi="Times New Roman" w:cs="Times New Roman"/>
+          <w:kern w:val="0"/>
+          <w:lang w:val="en-BR"/>
+          <w14:ligatures w14:val="none"/>
+        </w:rPr>
+      </w:pPr>
+    </w:p>
+    <w:p>
+      <w:pPr>
+        <w:spacing w:before="100" w:beforeAutospacing="1" w:after="100" w:afterAutospacing="1" w:line="240" w:lineRule="auto"/>
+        <w:rPr>
+          <w:rFonts w:ascii="Times New Roman" w:eastAsia="Times New Roman" w:hAnsi="Times New Roman" w:cs="Times New Roman"/>
+          <w:kern w:val="0"/>
+          <w:lang w:val="en-BR"/>
+          <w14:ligatures w14:val="none"/>
+        </w:rPr>
+      </w:pPr>
+      <w:r>
+        <w:rPr>
+          <w:rFonts w:ascii="Times New Roman" w:eastAsia="Times New Roman" w:hAnsi="Times New Roman" w:cs="Times New Roman"/>
+          <w:kern w:val="0"/>
+          <w:lang w:val="en-BR"/>
+          <w14:ligatures w14:val="none"/>
+        </w:rPr>
+        <w:t xml:space="preserve">Assinatura da </w:t>
+      </w:r>
+      <w:r>
+        <w:rPr>
+          <w:rFonts w:ascii="Times New Roman" w:eastAsia="Times New Roman" w:hAnsi="Times New Roman" w:cs="Times New Roman"/>
+          <w:kern w:val="0"/>
+          <w:lang w:val="en-BR"/>
+          <w14:ligatures w14:val="none"/>
+        </w:rPr>
+        <w:t>SOLARINVEST</w:t>
+      </w:r>
+      <w:r>
+        <w:rPr>
+          <w:rFonts w:ascii="Times New Roman" w:eastAsia="Times New Roman" w:hAnsi="Times New Roman" w:cs="Times New Roman"/>
+          <w:kern w:val="0"/>
+          <w:lang w:val="en-BR"/>
+          <w14:ligatures w14:val="none"/>
+        </w:rPr>
+        <w:t xml:space="preserve"> / OUTORGADA:</w:t>
+      </w:r>
+      <w:r>
+        <w:rPr>
+          <w:rFonts w:ascii="Times New Roman" w:eastAsia="Times New Roman" w:hAnsi="Times New Roman" w:cs="Times New Roman"/>
+          <w:kern w:val="0"/>
+          <w:lang w:val="en-BR"/>
+          <w14:ligatures w14:val="none"/>
+        </w:rPr>
+        <w:t>_____________________________________________</w:t>
       </w:r>
     </w:p>
     <w:p>
@@ -2249,12 +2261,7 @@
       <w:rPr>
         <w:noProof/>
       </w:rPr>
-    </w:r>
-    <w:r>
-      <w:rPr>
-        <w:noProof/>
-      </w:rPr>
-      <w:pict w14:anchorId="4F13743B">
+      <w:pict w14:anchorId="7D19BFD7">
         <v:shapetype id="_x0000_t75" coordsize="21600,21600" o:spt="75" o:preferrelative="t" path="m@4@5l@4@11@9@11@9@5xe" filled="f" stroked="f">
           <v:stroke joinstyle="miter"/>
           <v:formulas>
@@ -2378,55 +2385,7 @@
               <w:lang w:val="pt-BR"/>
             </w:rPr>
             <w:br/>
-            <w:t xml:space="preserve">Rua </w:t>
-          </w:r>
-          <w:proofErr w:type="spellStart"/>
-          <w:r>
-            <w:rPr>
-              <w:sz w:val="18"/>
-              <w:lang w:val="pt-BR"/>
-            </w:rPr>
-            <w:t>Goianaz</w:t>
-          </w:r>
-          <w:proofErr w:type="spellEnd"/>
-          <w:r>
-            <w:rPr>
-              <w:sz w:val="18"/>
-              <w:lang w:val="pt-BR"/>
-            </w:rPr>
-            <w:t xml:space="preserve"> </w:t>
-          </w:r>
-          <w:proofErr w:type="spellStart"/>
-          <w:r>
-            <w:rPr>
-              <w:sz w:val="18"/>
-              <w:lang w:val="pt-BR"/>
-            </w:rPr>
-            <w:t>Qd</w:t>
-          </w:r>
-          <w:proofErr w:type="spellEnd"/>
-          <w:r>
-            <w:rPr>
-              <w:sz w:val="18"/>
-              <w:lang w:val="pt-BR"/>
-            </w:rPr>
-            <w:t xml:space="preserve">. 15 Lt.5, Conj </w:t>
-          </w:r>
-          <w:proofErr w:type="spellStart"/>
-          <w:r>
-            <w:rPr>
-              <w:sz w:val="18"/>
-              <w:lang w:val="pt-BR"/>
-            </w:rPr>
-            <w:t>Mirrage</w:t>
-          </w:r>
-          <w:proofErr w:type="spellEnd"/>
-          <w:r>
-            <w:rPr>
-              <w:sz w:val="18"/>
-              <w:lang w:val="pt-BR"/>
-            </w:rPr>
-            <w:t xml:space="preserve"> – Anápolis/GO</w:t>
+            <w:t>Rua Goianaz Qd. 15 Lt.5, Conj Mirrage – Anápolis/GO</w:t>
           </w:r>
         </w:p>
         <w:p>
@@ -2534,12 +2493,7 @@
       <w:rPr>
         <w:noProof/>
       </w:rPr>
-    </w:r>
-    <w:r>
-      <w:rPr>
-        <w:noProof/>
-      </w:rPr>
-      <w:pict w14:anchorId="3A41AEDE">
+      <w:pict w14:anchorId="582C7F2C">
         <v:shapetype id="_x0000_t75" coordsize="21600,21600" o:spt="75" o:preferrelative="t" path="m@4@5l@4@11@9@11@9@5xe" filled="f" stroked="f">
           <v:stroke joinstyle="miter"/>
           <v:formulas>

--- a/public/templates/contratos/leasing/anexos/Anexo IV – Termo de Autorização e Procuração.docx
+++ b/public/templates/contratos/leasing/anexos/Anexo IV – Termo de Autorização e Procuração.docx
@@ -53,39 +53,25 @@
     </w:p>
     <w:p>
       <w:pPr>
-        <w:rPr>
-          <w:rFonts w:ascii="Times New Roman" w:eastAsia="Times New Roman" w:hAnsi="Times New Roman" w:cs="Times New Roman"/>
-          <w:kern w:val="36"/>
-          <w:lang w:val="en-BR"/>
-          <w14:ligatures w14:val="none"/>
-        </w:rPr>
-      </w:pPr>
-      <w:r>
-        <w:rPr>
-          <w:rFonts w:ascii="Times New Roman" w:eastAsia="Times New Roman" w:hAnsi="Times New Roman" w:cs="Times New Roman"/>
-          <w:kern w:val="36"/>
-          <w:lang w:val="en-BR"/>
-          <w14:ligatures w14:val="none"/>
+        <w:pStyle w:val="p1"/>
+        <w:rPr>
+          <w:lang w:val="pt-BR"/>
+        </w:rPr>
+      </w:pPr>
+      <w:r>
+        <w:rPr>
+          <w:b/>
+          <w:bCs/>
+          <w:lang w:val="pt-BR"/>
         </w:rPr>
         <w:t xml:space="preserve">Razão Social: </w:t>
       </w:r>
       <w:r>
         <w:rPr>
-          <w:rFonts w:ascii="Times New Roman" w:hAnsi="Times New Roman" w:cs="Times New Roman"/>
-          <w:b/>
-          <w:bCs/>
-          <w:lang w:val="pt-BR"/>
-        </w:rPr>
-        <w:t>LEANDRO LIMA RIBEIRO FRANCA</w:t>
-      </w:r>
-      <w:r>
-        <w:rPr>
-          <w:rFonts w:ascii="Times New Roman" w:eastAsia="Times New Roman" w:hAnsi="Times New Roman" w:cs="Times New Roman"/>
-          <w:kern w:val="36"/>
-          <w:lang w:val="en-BR"/>
-          <w14:ligatures w14:val="none"/>
-        </w:rPr>
-        <w:t xml:space="preserve"> </w:t>
+          <w:color w:val="000000"/>
+          <w:lang w:val="en-BR"/>
+        </w:rPr>
+        <w:t>60.434.015 LEANDRO LIMA RIBEIRO FRANCA</w:t>
       </w:r>
     </w:p>
     <w:p>
@@ -166,7 +152,27 @@
           <w:lang w:val="en-BR"/>
           <w14:ligatures w14:val="none"/>
         </w:rPr>
-        <w:t>Doravante denominada CONTRATADA / OUTORGADA.</w:t>
+        <w:t xml:space="preserve">Doravante denominada </w:t>
+      </w:r>
+      <w:r>
+        <w:rPr>
+          <w:rFonts w:ascii="Times New Roman" w:eastAsia="Times New Roman" w:hAnsi="Times New Roman" w:cs="Times New Roman"/>
+          <w:b/>
+          <w:bCs/>
+          <w:kern w:val="36"/>
+          <w:lang w:val="en-BR"/>
+          <w14:ligatures w14:val="none"/>
+        </w:rPr>
+        <w:t>SOLARINVEST</w:t>
+      </w:r>
+      <w:r>
+        <w:rPr>
+          <w:rFonts w:ascii="Times New Roman" w:eastAsia="Times New Roman" w:hAnsi="Times New Roman" w:cs="Times New Roman"/>
+          <w:kern w:val="36"/>
+          <w:lang w:val="en-BR"/>
+          <w14:ligatures w14:val="none"/>
+        </w:rPr>
+        <w:t>.</w:t>
       </w:r>
     </w:p>
     <w:p>
@@ -1771,29 +1777,16 @@
           <w14:ligatures w14:val="none"/>
         </w:rPr>
       </w:pPr>
-    </w:p>
-    <w:p>
-      <w:pPr>
-        <w:spacing w:before="100" w:beforeAutospacing="1" w:after="100" w:afterAutospacing="1" w:line="240" w:lineRule="auto"/>
-        <w:outlineLvl w:val="1"/>
-        <w:rPr>
-          <w:rFonts w:ascii="Times New Roman" w:eastAsia="Times New Roman" w:hAnsi="Times New Roman" w:cs="Times New Roman"/>
-          <w:b/>
-          <w:bCs/>
-          <w:kern w:val="0"/>
-          <w:lang w:val="en-BR"/>
-          <w14:ligatures w14:val="none"/>
-        </w:rPr>
-      </w:pPr>
-      <w:r>
-        <w:rPr>
-          <w:rFonts w:ascii="Times New Roman" w:eastAsia="Times New Roman" w:hAnsi="Times New Roman" w:cs="Times New Roman"/>
-          <w:b/>
-          <w:bCs/>
-          <w:kern w:val="0"/>
-          <w:lang w:val="en-BR"/>
-          <w14:ligatures w14:val="none"/>
-        </w:rPr>
+      <w:r>
+        <w:rPr>
+          <w:rFonts w:ascii="Times New Roman" w:eastAsia="Times New Roman" w:hAnsi="Times New Roman" w:cs="Times New Roman"/>
+          <w:b/>
+          <w:bCs/>
+          <w:kern w:val="0"/>
+          <w:lang w:val="en-BR"/>
+          <w14:ligatures w14:val="none"/>
+        </w:rPr>
+        <w:lastRenderedPageBreak/>
         <w:t>9. ASSINATURAS</w:t>
       </w:r>
     </w:p>
@@ -1889,6 +1882,15 @@
         </w:rPr>
         <w:t>Assinatura do CONTRATANTE / OUTORGANTE:</w:t>
       </w:r>
+      <w:r>
+        <w:rPr>
+          <w:rFonts w:ascii="Times New Roman" w:eastAsia="Times New Roman" w:hAnsi="Times New Roman" w:cs="Times New Roman"/>
+          <w:kern w:val="0"/>
+          <w:lang w:val="en-BR"/>
+          <w14:ligatures w14:val="none"/>
+        </w:rPr>
+        <w:t>_________________________________________</w:t>
+      </w:r>
     </w:p>
     <w:p>
       <w:pPr>
@@ -1931,47 +1933,83 @@
         </w:rPr>
         <w:t>Assinatura do(s) PROPRIETÁRIO(S) / HERDEIRO(S) (quando aplicável):</w:t>
       </w:r>
-    </w:p>
-    <w:p>
-      <w:pPr>
-        <w:spacing w:before="100" w:beforeAutospacing="1" w:after="100" w:afterAutospacing="1" w:line="240" w:lineRule="auto"/>
-        <w:rPr>
-          <w:rFonts w:ascii="Times New Roman" w:eastAsia="Times New Roman" w:hAnsi="Times New Roman" w:cs="Times New Roman"/>
-          <w:kern w:val="0"/>
-          <w:lang w:val="en-BR"/>
-          <w14:ligatures w14:val="none"/>
-        </w:rPr>
-      </w:pPr>
-    </w:p>
-    <w:p>
-      <w:pPr>
-        <w:spacing w:before="100" w:beforeAutospacing="1" w:after="100" w:afterAutospacing="1" w:line="240" w:lineRule="auto"/>
-        <w:rPr>
-          <w:rFonts w:ascii="Times New Roman" w:eastAsia="Times New Roman" w:hAnsi="Times New Roman" w:cs="Times New Roman"/>
-          <w:kern w:val="0"/>
-          <w:lang w:val="en-BR"/>
-          <w14:ligatures w14:val="none"/>
-        </w:rPr>
-      </w:pPr>
-    </w:p>
-    <w:p>
-      <w:pPr>
-        <w:spacing w:before="100" w:beforeAutospacing="1" w:after="100" w:afterAutospacing="1" w:line="240" w:lineRule="auto"/>
-        <w:rPr>
-          <w:rFonts w:ascii="Times New Roman" w:eastAsia="Times New Roman" w:hAnsi="Times New Roman" w:cs="Times New Roman"/>
-          <w:kern w:val="0"/>
-          <w:lang w:val="en-BR"/>
-          <w14:ligatures w14:val="none"/>
-        </w:rPr>
-      </w:pPr>
-      <w:r>
-        <w:rPr>
-          <w:rFonts w:ascii="Times New Roman" w:eastAsia="Times New Roman" w:hAnsi="Times New Roman" w:cs="Times New Roman"/>
-          <w:kern w:val="0"/>
-          <w:lang w:val="en-BR"/>
-          <w14:ligatures w14:val="none"/>
-        </w:rPr>
-        <w:t>Assinatura da CONTRATADA / OUTORGADA:</w:t>
+      <w:r>
+        <w:rPr>
+          <w:rFonts w:ascii="Times New Roman" w:eastAsia="Times New Roman" w:hAnsi="Times New Roman" w:cs="Times New Roman"/>
+          <w:kern w:val="0"/>
+          <w:lang w:val="en-BR"/>
+          <w14:ligatures w14:val="none"/>
+        </w:rPr>
+        <w:t>_______________________</w:t>
+      </w:r>
+    </w:p>
+    <w:p>
+      <w:pPr>
+        <w:spacing w:before="100" w:beforeAutospacing="1" w:after="100" w:afterAutospacing="1" w:line="240" w:lineRule="auto"/>
+        <w:rPr>
+          <w:rFonts w:ascii="Times New Roman" w:eastAsia="Times New Roman" w:hAnsi="Times New Roman" w:cs="Times New Roman"/>
+          <w:kern w:val="0"/>
+          <w:lang w:val="en-BR"/>
+          <w14:ligatures w14:val="none"/>
+        </w:rPr>
+      </w:pPr>
+    </w:p>
+    <w:p>
+      <w:pPr>
+        <w:spacing w:before="100" w:beforeAutospacing="1" w:after="100" w:afterAutospacing="1" w:line="240" w:lineRule="auto"/>
+        <w:rPr>
+          <w:rFonts w:ascii="Times New Roman" w:eastAsia="Times New Roman" w:hAnsi="Times New Roman" w:cs="Times New Roman"/>
+          <w:kern w:val="0"/>
+          <w:lang w:val="en-BR"/>
+          <w14:ligatures w14:val="none"/>
+        </w:rPr>
+      </w:pPr>
+    </w:p>
+    <w:p>
+      <w:pPr>
+        <w:spacing w:before="100" w:beforeAutospacing="1" w:after="100" w:afterAutospacing="1" w:line="240" w:lineRule="auto"/>
+        <w:rPr>
+          <w:rFonts w:ascii="Times New Roman" w:eastAsia="Times New Roman" w:hAnsi="Times New Roman" w:cs="Times New Roman"/>
+          <w:kern w:val="0"/>
+          <w:lang w:val="en-BR"/>
+          <w14:ligatures w14:val="none"/>
+        </w:rPr>
+      </w:pPr>
+      <w:r>
+        <w:rPr>
+          <w:rFonts w:ascii="Times New Roman" w:eastAsia="Times New Roman" w:hAnsi="Times New Roman" w:cs="Times New Roman"/>
+          <w:kern w:val="0"/>
+          <w:lang w:val="en-BR"/>
+          <w14:ligatures w14:val="none"/>
+        </w:rPr>
+        <w:t xml:space="preserve">Assinatura da </w:t>
+      </w:r>
+      <w:r>
+        <w:rPr>
+          <w:rFonts w:ascii="Times New Roman" w:eastAsia="Times New Roman" w:hAnsi="Times New Roman" w:cs="Times New Roman"/>
+          <w:kern w:val="0"/>
+          <w:lang w:val="en-BR"/>
+          <w14:ligatures w14:val="none"/>
+        </w:rPr>
+        <w:t>SOLARINVEST</w:t>
+      </w:r>
+      <w:r>
+        <w:rPr>
+          <w:rFonts w:ascii="Times New Roman" w:eastAsia="Times New Roman" w:hAnsi="Times New Roman" w:cs="Times New Roman"/>
+          <w:kern w:val="0"/>
+          <w:lang w:val="en-BR"/>
+          <w14:ligatures w14:val="none"/>
+        </w:rPr>
+        <w:t xml:space="preserve"> / OUTORGADA:</w:t>
+      </w:r>
+      <w:r>
+        <w:rPr>
+          <w:rFonts w:ascii="Times New Roman" w:eastAsia="Times New Roman" w:hAnsi="Times New Roman" w:cs="Times New Roman"/>
+          <w:kern w:val="0"/>
+          <w:lang w:val="en-BR"/>
+          <w14:ligatures w14:val="none"/>
+        </w:rPr>
+        <w:t>_____________________________________________</w:t>
       </w:r>
     </w:p>
     <w:p>
@@ -2223,7 +2261,7 @@
       <w:rPr>
         <w:noProof/>
       </w:rPr>
-      <w:pict w14:anchorId="180F965C">
+      <w:pict w14:anchorId="7D19BFD7">
         <v:shapetype id="_x0000_t75" coordsize="21600,21600" o:spt="75" o:preferrelative="t" path="m@4@5l@4@11@9@11@9@5xe" filled="f" stroked="f">
           <v:stroke joinstyle="miter"/>
           <v:formulas>
@@ -2455,7 +2493,7 @@
       <w:rPr>
         <w:noProof/>
       </w:rPr>
-      <w:pict w14:anchorId="559264B8">
+      <w:pict w14:anchorId="582C7F2C">
         <v:shapetype id="_x0000_t75" coordsize="21600,21600" o:spt="75" o:preferrelative="t" path="m@4@5l@4@11@9@11@9@5xe" filled="f" stroked="f">
           <v:stroke joinstyle="miter"/>
           <v:formulas>
